--- a/output/reports/misc_tore/bbd_feedstock_value.docx
+++ b/output/reports/misc_tore/bbd_feedstock_value.docx
@@ -37,6 +37,9 @@
     </w:p>
     <w:p>
       <w:r>
+        <w:rPr>
+          <w:noProof/>
+        </w:rPr>
         <w:drawing>
           <wp:anchor distT="0" distB="0" distL="114300" distR="114300" simplePos="0" relativeHeight="251658240" behindDoc="0" locked="0" layoutInCell="1" allowOverlap="1" wp14:anchorId="426ABCB7" wp14:editId="0EA709B7">
             <wp:simplePos x="0" y="0"/>
